--- a/briefings/线口监测午报-2026-10-16.docx
+++ b/briefings/线口监测午报-2026-10-16.docx
@@ -22,7 +22,7 @@
           <w:color w:val="888888"/>
           <w:sz w:val="18"/>
         </w:rPr>
-        <w:t>监测窗口:近48小时 | 生成时间:2026-10-16 12:37</w:t>
+        <w:t>监测窗口:近48小时 | 生成时间:2026-10-16 13:53</w:t>
       </w:r>
     </w:p>
     <w:p>
@@ -70,6 +70,108 @@
           <w:color w:val="888888"/>
           <w:sz w:val="24"/>
         </w:rPr>
+        <w:t>Ternary Bonsai 2 系列 AI 模型登场：苹果 iPhone 18 Pro Max 上本地吞吐最高每秒 120 个词元</w:t>
+      </w:r>
+    </w:p>
+    <w:p>
+      <w:r>
+        <w:rPr>
+          <w:rFonts w:ascii="Times New Roman" w:hAnsi="Times New Roman" w:eastAsia="宋体"/>
+          <w:color w:val="888888"/>
+          <w:sz w:val="18"/>
+        </w:rPr>
+        <w:t>来源:IT之家 | 时间:10-16 13:50</w:t>
+      </w:r>
+    </w:p>
+    <w:p>
+      <w:r>
+        <w:rPr>
+          <w:rFonts w:ascii="Times New Roman" w:hAnsi="Times New Roman" w:eastAsia="宋体"/>
+          <w:sz w:val="18"/>
+        </w:rPr>
+        <w:t>链接:</w:t>
+      </w:r>
+      <w:hyperlink r:id="rId9">
+        <w:r>
+          <w:rPr>
+            <w:color w:val="0563C1"/>
+            <w:u w:val="single"/>
+          </w:rPr>
+          <w:t>Ternary Bonsai 2 系列 AI 模型登场：苹果 iPhone 18 Pro Max 上本地吞吐最高每秒 120 个词元</w:t>
+        </w:r>
+      </w:hyperlink>
+    </w:p>
+    <w:p>
+      <w:pPr>
+        <w:pStyle w:val="Heading3"/>
+      </w:pPr>
+      <w:r>
+        <w:rPr>
+          <w:rFonts w:ascii="Times New Roman" w:hAnsi="Times New Roman" w:eastAsia="黑体"/>
+          <w:b w:val="0"/>
+          <w:color w:val="888888"/>
+          <w:sz w:val="24"/>
+        </w:rPr>
+        <w:t>【C级·参考】</w:t>
+      </w:r>
+      <w:r>
+        <w:rPr>
+          <w:rFonts w:ascii="Times New Roman" w:hAnsi="Times New Roman" w:eastAsia="黑体"/>
+          <w:b w:val="0"/>
+          <w:color w:val="888888"/>
+          <w:sz w:val="24"/>
+        </w:rPr>
+        <w:t>腾讯 WorkBuddy 和 CodeBuddy 宣布 DeepSeek 服务故障用户 7 天内积分全额返还，额外送 500 积分</w:t>
+      </w:r>
+    </w:p>
+    <w:p>
+      <w:r>
+        <w:rPr>
+          <w:rFonts w:ascii="Times New Roman" w:hAnsi="Times New Roman" w:eastAsia="宋体"/>
+          <w:color w:val="888888"/>
+          <w:sz w:val="18"/>
+        </w:rPr>
+        <w:t>来源:IT之家 | 时间:10-16 12:37</w:t>
+      </w:r>
+    </w:p>
+    <w:p>
+      <w:r>
+        <w:rPr>
+          <w:rFonts w:ascii="Times New Roman" w:hAnsi="Times New Roman" w:eastAsia="宋体"/>
+          <w:sz w:val="18"/>
+        </w:rPr>
+        <w:t>链接:</w:t>
+      </w:r>
+      <w:hyperlink r:id="rId10">
+        <w:r>
+          <w:rPr>
+            <w:color w:val="0563C1"/>
+            <w:u w:val="single"/>
+          </w:rPr>
+          <w:t>腾讯 WorkBuddy 和 CodeBuddy 宣布 DeepSeek 服务故障用户 7 天内积分全额返还，额外送 500 积分</w:t>
+        </w:r>
+      </w:hyperlink>
+    </w:p>
+    <w:p>
+      <w:pPr>
+        <w:pStyle w:val="Heading3"/>
+      </w:pPr>
+      <w:r>
+        <w:rPr>
+          <w:rFonts w:ascii="Times New Roman" w:hAnsi="Times New Roman" w:eastAsia="黑体"/>
+          <w:b w:val="0"/>
+          <w:color w:val="888888"/>
+          <w:sz w:val="24"/>
+        </w:rPr>
+        <w:t>【C级·参考】</w:t>
+      </w:r>
+      <w:r>
+        <w:rPr>
+          <w:rFonts w:ascii="Times New Roman" w:hAnsi="Times New Roman" w:eastAsia="黑体"/>
+          <w:b w:val="0"/>
+          <w:color w:val="888888"/>
+          <w:sz w:val="24"/>
+        </w:rPr>
         <w:t>本季度上市：比亚迪第三代唐将首搭全新巨幕 UI 交互系统，还有 AI 萌宠桌面</w:t>
       </w:r>
     </w:p>
@@ -91,7 +193,7 @@
         </w:rPr>
         <w:t>链接:</w:t>
       </w:r>
-      <w:hyperlink r:id="rId9">
+      <w:hyperlink r:id="rId11">
         <w:r>
           <w:rPr>
             <w:color w:val="0563C1"/>
@@ -142,7 +244,7 @@
         </w:rPr>
         <w:t>链接:</w:t>
       </w:r>
-      <w:hyperlink r:id="rId10">
+      <w:hyperlink r:id="rId12">
         <w:r>
           <w:rPr>
             <w:color w:val="0563C1"/>
@@ -193,7 +295,7 @@
         </w:rPr>
         <w:t>链接:</w:t>
       </w:r>
-      <w:hyperlink r:id="rId11">
+      <w:hyperlink r:id="rId13">
         <w:r>
           <w:rPr>
             <w:color w:val="0563C1"/>
@@ -244,7 +346,7 @@
         </w:rPr>
         <w:t>链接:</w:t>
       </w:r>
-      <w:hyperlink r:id="rId12">
+      <w:hyperlink r:id="rId14">
         <w:r>
           <w:rPr>
             <w:color w:val="0563C1"/>
@@ -295,7 +397,7 @@
         </w:rPr>
         <w:t>链接:</w:t>
       </w:r>
-      <w:hyperlink r:id="rId13">
+      <w:hyperlink r:id="rId15">
         <w:r>
           <w:rPr>
             <w:color w:val="0563C1"/>
@@ -346,7 +448,7 @@
         </w:rPr>
         <w:t>链接:</w:t>
       </w:r>
-      <w:hyperlink r:id="rId14">
+      <w:hyperlink r:id="rId16">
         <w:r>
           <w:rPr>
             <w:color w:val="0563C1"/>
@@ -397,7 +499,7 @@
         </w:rPr>
         <w:t>链接:</w:t>
       </w:r>
-      <w:hyperlink r:id="rId15">
+      <w:hyperlink r:id="rId17">
         <w:r>
           <w:rPr>
             <w:color w:val="0563C1"/>
@@ -448,7 +550,7 @@
         </w:rPr>
         <w:t>链接:</w:t>
       </w:r>
-      <w:hyperlink r:id="rId16">
+      <w:hyperlink r:id="rId18">
         <w:r>
           <w:rPr>
             <w:color w:val="0563C1"/>
@@ -499,7 +601,7 @@
         </w:rPr>
         <w:t>链接:</w:t>
       </w:r>
-      <w:hyperlink r:id="rId17">
+      <w:hyperlink r:id="rId19">
         <w:r>
           <w:rPr>
             <w:color w:val="0563C1"/>
@@ -550,7 +652,7 @@
         </w:rPr>
         <w:t>链接:</w:t>
       </w:r>
-      <w:hyperlink r:id="rId18">
+      <w:hyperlink r:id="rId20">
         <w:r>
           <w:rPr>
             <w:color w:val="0563C1"/>
@@ -601,7 +703,7 @@
         </w:rPr>
         <w:t>链接:</w:t>
       </w:r>
-      <w:hyperlink r:id="rId19">
+      <w:hyperlink r:id="rId21">
         <w:r>
           <w:rPr>
             <w:color w:val="0563C1"/>
@@ -652,64 +754,13 @@
         </w:rPr>
         <w:t>链接:</w:t>
       </w:r>
-      <w:hyperlink r:id="rId20">
+      <w:hyperlink r:id="rId22">
         <w:r>
           <w:rPr>
             <w:color w:val="0563C1"/>
             <w:u w:val="single"/>
           </w:rPr>
           <w:t>Meta 首席 AI 官汪滔：不会开源最强模型，但会继续发布优秀开源模型</w:t>
-        </w:r>
-      </w:hyperlink>
-    </w:p>
-    <w:p>
-      <w:pPr>
-        <w:pStyle w:val="Heading3"/>
-      </w:pPr>
-      <w:r>
-        <w:rPr>
-          <w:rFonts w:ascii="Times New Roman" w:hAnsi="Times New Roman" w:eastAsia="黑体"/>
-          <w:b w:val="0"/>
-          <w:color w:val="888888"/>
-          <w:sz w:val="24"/>
-        </w:rPr>
-        <w:t>【C级·参考】</w:t>
-      </w:r>
-      <w:r>
-        <w:rPr>
-          <w:rFonts w:ascii="Times New Roman" w:hAnsi="Times New Roman" w:eastAsia="黑体"/>
-          <w:b w:val="0"/>
-          <w:color w:val="888888"/>
-          <w:sz w:val="24"/>
-        </w:rPr>
-        <w:t>苹果 Minions 研究：闲置 Mac GPU 组队，几分钟就能完成 10 小时 AI 任务</w:t>
-      </w:r>
-    </w:p>
-    <w:p>
-      <w:r>
-        <w:rPr>
-          <w:rFonts w:ascii="Times New Roman" w:hAnsi="Times New Roman" w:eastAsia="宋体"/>
-          <w:color w:val="888888"/>
-          <w:sz w:val="18"/>
-        </w:rPr>
-        <w:t>来源:IT之家 | 时间:10-16 09:14</w:t>
-      </w:r>
-    </w:p>
-    <w:p>
-      <w:r>
-        <w:rPr>
-          <w:rFonts w:ascii="Times New Roman" w:hAnsi="Times New Roman" w:eastAsia="宋体"/>
-          <w:sz w:val="18"/>
-        </w:rPr>
-        <w:t>链接:</w:t>
-      </w:r>
-      <w:hyperlink r:id="rId21">
-        <w:r>
-          <w:rPr>
-            <w:color w:val="0563C1"/>
-            <w:u w:val="single"/>
-          </w:rPr>
-          <w:t>苹果 Minions 研究：闲置 Mac GPU 组队，几分钟就能完成 10 小时 AI 任务</w:t>
         </w:r>
       </w:hyperlink>
     </w:p>
@@ -754,7 +805,7 @@
         </w:rPr>
         <w:t>链接:</w:t>
       </w:r>
-      <w:hyperlink r:id="rId22">
+      <w:hyperlink r:id="rId23">
         <w:r>
           <w:rPr>
             <w:color w:val="0563C1"/>
@@ -805,7 +856,7 @@
         </w:rPr>
         <w:t>链接:</w:t>
       </w:r>
-      <w:hyperlink r:id="rId23">
+      <w:hyperlink r:id="rId24">
         <w:r>
           <w:rPr>
             <w:color w:val="0563C1"/>
@@ -856,64 +907,13 @@
         </w:rPr>
         <w:t>链接:</w:t>
       </w:r>
-      <w:hyperlink r:id="rId24">
+      <w:hyperlink r:id="rId25">
         <w:r>
           <w:rPr>
             <w:color w:val="0563C1"/>
             <w:u w:val="single"/>
           </w:rPr>
           <w:t>Using AI to reverse engineer hardware</w:t>
-        </w:r>
-      </w:hyperlink>
-    </w:p>
-    <w:p>
-      <w:pPr>
-        <w:pStyle w:val="Heading3"/>
-      </w:pPr>
-      <w:r>
-        <w:rPr>
-          <w:rFonts w:ascii="Times New Roman" w:hAnsi="Times New Roman" w:eastAsia="黑体"/>
-          <w:b w:val="0"/>
-          <w:color w:val="888888"/>
-          <w:sz w:val="24"/>
-        </w:rPr>
-        <w:t>【C级·参考】</w:t>
-      </w:r>
-      <w:r>
-        <w:rPr>
-          <w:rFonts w:ascii="Times New Roman" w:hAnsi="Times New Roman" w:eastAsia="黑体"/>
-          <w:b w:val="0"/>
-          <w:color w:val="888888"/>
-          <w:sz w:val="24"/>
-        </w:rPr>
-        <w:t>华强北发布AI八骏国际必买榜 迎接全球来客</w:t>
-      </w:r>
-    </w:p>
-    <w:p>
-      <w:r>
-        <w:rPr>
-          <w:rFonts w:ascii="Times New Roman" w:hAnsi="Times New Roman" w:eastAsia="宋体"/>
-          <w:color w:val="888888"/>
-          <w:sz w:val="18"/>
-        </w:rPr>
-        <w:t>来源:Bing新闻 | 时间:10-15 22:33</w:t>
-      </w:r>
-    </w:p>
-    <w:p>
-      <w:r>
-        <w:rPr>
-          <w:rFonts w:ascii="Times New Roman" w:hAnsi="Times New Roman" w:eastAsia="宋体"/>
-          <w:sz w:val="18"/>
-        </w:rPr>
-        <w:t>链接:</w:t>
-      </w:r>
-      <w:hyperlink r:id="rId25">
-        <w:r>
-          <w:rPr>
-            <w:color w:val="0563C1"/>
-            <w:u w:val="single"/>
-          </w:rPr>
-          <w:t>华强北发布AI八骏国际必买榜 迎接全球来客</w:t>
         </w:r>
       </w:hyperlink>
     </w:p>
@@ -1039,7 +1039,7 @@
           <w:color w:val="888888"/>
           <w:sz w:val="24"/>
         </w:rPr>
-        <w:t>极米记得 AI 显示眼镜 MemoMind One 10 月 15 日预售开启：从一副好眼镜，到一副真正有用的专业AI 眼镜</w:t>
+        <w:t>颜值党狂喜！Nothing 也要推 AI 眼镜!</w:t>
       </w:r>
     </w:p>
     <w:p>
@@ -1049,7 +1049,7 @@
           <w:color w:val="888888"/>
           <w:sz w:val="18"/>
         </w:rPr>
-        <w:t>来源:Bing新闻 | 时间:10-15 21:05</w:t>
+        <w:t>来源:Bing新闻 | 时间:10-15 19:31</w:t>
       </w:r>
     </w:p>
     <w:p>
@@ -1066,7 +1066,7 @@
             <w:color w:val="0563C1"/>
             <w:u w:val="single"/>
           </w:rPr>
-          <w:t>极米记得 AI 显示眼镜 MemoMind One 10 月 15 日预售开启：从一副好眼镜，到一副真正有用的专业AI 眼镜</w:t>
+          <w:t>颜值党狂喜！Nothing 也要推 AI 眼镜!</w:t>
         </w:r>
       </w:hyperlink>
     </w:p>
@@ -1141,6 +1141,57 @@
           <w:color w:val="888888"/>
           <w:sz w:val="24"/>
         </w:rPr>
+        <w:t>国泰海通：Meta扩充可穿戴产品矩阵 全球AI眼镜进入快速放量阶段</w:t>
+      </w:r>
+    </w:p>
+    <w:p>
+      <w:r>
+        <w:rPr>
+          <w:rFonts w:ascii="Times New Roman" w:hAnsi="Times New Roman" w:eastAsia="宋体"/>
+          <w:color w:val="888888"/>
+          <w:sz w:val="18"/>
+        </w:rPr>
+        <w:t>来源:Bing新闻 | 时间:10-15 17:20</w:t>
+      </w:r>
+    </w:p>
+    <w:p>
+      <w:r>
+        <w:rPr>
+          <w:rFonts w:ascii="Times New Roman" w:hAnsi="Times New Roman" w:eastAsia="宋体"/>
+          <w:sz w:val="18"/>
+        </w:rPr>
+        <w:t>链接:</w:t>
+      </w:r>
+      <w:hyperlink r:id="rId30">
+        <w:r>
+          <w:rPr>
+            <w:color w:val="0563C1"/>
+            <w:u w:val="single"/>
+          </w:rPr>
+          <w:t>国泰海通：Meta扩充可穿戴产品矩阵 全球AI眼镜进入快速放量阶段</w:t>
+        </w:r>
+      </w:hyperlink>
+    </w:p>
+    <w:p>
+      <w:pPr>
+        <w:pStyle w:val="Heading3"/>
+      </w:pPr>
+      <w:r>
+        <w:rPr>
+          <w:rFonts w:ascii="Times New Roman" w:hAnsi="Times New Roman" w:eastAsia="黑体"/>
+          <w:b w:val="0"/>
+          <w:color w:val="888888"/>
+          <w:sz w:val="24"/>
+        </w:rPr>
+        <w:t>【C级·参考】</w:t>
+      </w:r>
+      <w:r>
+        <w:rPr>
+          <w:rFonts w:ascii="Times New Roman" w:hAnsi="Times New Roman" w:eastAsia="黑体"/>
+          <w:b w:val="0"/>
+          <w:color w:val="888888"/>
+          <w:sz w:val="24"/>
+        </w:rPr>
         <w:t>全球首家 AI 眼镜无人自助体验店登陆中国香港，乐奇 Rokid 打造</w:t>
       </w:r>
     </w:p>
@@ -1162,7 +1213,7 @@
         </w:rPr>
         <w:t>链接:</w:t>
       </w:r>
-      <w:hyperlink r:id="rId30">
+      <w:hyperlink r:id="rId31">
         <w:r>
           <w:rPr>
             <w:color w:val="0563C1"/>
@@ -1213,7 +1264,7 @@
         </w:rPr>
         <w:t>链接:</w:t>
       </w:r>
-      <w:hyperlink r:id="rId31">
+      <w:hyperlink r:id="rId32">
         <w:r>
           <w:rPr>
             <w:color w:val="0563C1"/>
@@ -1222,6 +1273,18 @@
           <w:t>开启AI办公新纪元！大眼橙联合钉钉发布可弯折AI听记眼镜Q1</w:t>
         </w:r>
       </w:hyperlink>
+    </w:p>
+    <w:p>
+      <w:pPr>
+        <w:pStyle w:val="Heading2"/>
+      </w:pPr>
+      <w:r>
+        <w:rPr>
+          <w:rFonts w:ascii="Times New Roman" w:hAnsi="Times New Roman" w:eastAsia="黑体"/>
+          <w:sz w:val="28"/>
+        </w:rPr>
+        <w:t>机器人/AI硬件</w:t>
+      </w:r>
     </w:p>
     <w:p>
       <w:pPr>
@@ -1243,7 +1306,7 @@
           <w:color w:val="888888"/>
           <w:sz w:val="24"/>
         </w:rPr>
-        <w:t>AI聊天独角兽怎么死的？2000万月活Character.AI巨亏申请破产，28家金主拒收购</w:t>
+        <w:t>智元宣布与首批 20+ 高校合作，投入超 2 亿元建设具身智能人才生态</w:t>
       </w:r>
     </w:p>
     <w:p>
@@ -1253,7 +1316,7 @@
           <w:color w:val="888888"/>
           <w:sz w:val="18"/>
         </w:rPr>
-        <w:t>来源:GameLook | 时间:10-15 11:18</w:t>
+        <w:t>来源:IT之家 | 时间:10-16 12:53</w:t>
       </w:r>
     </w:p>
     <w:p>
@@ -1264,32 +1327,15 @@
         </w:rPr>
         <w:t>链接:</w:t>
       </w:r>
-      <w:hyperlink r:id="rId32">
+      <w:hyperlink r:id="rId33">
         <w:r>
           <w:rPr>
             <w:color w:val="0563C1"/>
             <w:u w:val="single"/>
           </w:rPr>
-          <w:t>AI聊天独角兽怎么死的？2000万月活Character.AI巨亏申请破产，28家金主拒收购</w:t>
+          <w:t>智元宣布与首批 20+ 高校合作，投入超 2 亿元建设具身智能人才生态</w:t>
         </w:r>
       </w:hyperlink>
-    </w:p>
-    <w:p>
-      <w:pPr>
-        <w:pStyle w:val="Heading2"/>
-      </w:pPr>
-      <w:r>
-        <w:rPr>
-          <w:rFonts w:ascii="Times New Roman" w:hAnsi="Times New Roman" w:eastAsia="黑体"/>
-          <w:sz w:val="28"/>
-        </w:rPr>
-        <w:t>机器人/AI硬件</w:t>
-      </w:r>
-    </w:p>
-    <w:p>
-      <w:r>
-        <w:t>本线口暂无重要更新</w:t>
-      </w:r>
     </w:p>
     <w:p>
       <w:pPr>
@@ -1344,7 +1390,7 @@
         </w:rPr>
         <w:t>链接:</w:t>
       </w:r>
-      <w:hyperlink r:id="rId33">
+      <w:hyperlink r:id="rId34">
         <w:r>
           <w:rPr>
             <w:color w:val="0563C1"/>
@@ -1424,7 +1470,7 @@
         </w:rPr>
         <w:t>链接:</w:t>
       </w:r>
-      <w:hyperlink r:id="rId34">
+      <w:hyperlink r:id="rId35">
         <w:r>
           <w:rPr>
             <w:color w:val="0563C1"/>
@@ -1475,7 +1521,7 @@
         </w:rPr>
         <w:t>链接:</w:t>
       </w:r>
-      <w:hyperlink r:id="rId35">
+      <w:hyperlink r:id="rId36">
         <w:r>
           <w:rPr>
             <w:color w:val="0563C1"/>
@@ -1526,64 +1572,13 @@
         </w:rPr>
         <w:t>链接:</w:t>
       </w:r>
-      <w:hyperlink r:id="rId36">
+      <w:hyperlink r:id="rId37">
         <w:r>
           <w:rPr>
             <w:color w:val="0563C1"/>
             <w:u w:val="single"/>
           </w:rPr>
           <w:t>游戏的“长期主义风”，从游戏厂商吹到了手机厂商？</w:t>
-        </w:r>
-      </w:hyperlink>
-    </w:p>
-    <w:p>
-      <w:pPr>
-        <w:pStyle w:val="Heading3"/>
-      </w:pPr>
-      <w:r>
-        <w:rPr>
-          <w:rFonts w:ascii="Times New Roman" w:hAnsi="Times New Roman" w:eastAsia="黑体"/>
-          <w:b w:val="0"/>
-          <w:color w:val="888888"/>
-          <w:sz w:val="24"/>
-        </w:rPr>
-        <w:t>【C级·参考】</w:t>
-      </w:r>
-      <w:r>
-        <w:rPr>
-          <w:rFonts w:ascii="Times New Roman" w:hAnsi="Times New Roman" w:eastAsia="黑体"/>
-          <w:b w:val="0"/>
-          <w:color w:val="888888"/>
-          <w:sz w:val="24"/>
-        </w:rPr>
-        <w:t>开发者吐槽：“游戏刚发售、一大群Steam鉴赏家来要Key”，同行：90%是骗子！</w:t>
-      </w:r>
-    </w:p>
-    <w:p>
-      <w:r>
-        <w:rPr>
-          <w:rFonts w:ascii="Times New Roman" w:hAnsi="Times New Roman" w:eastAsia="宋体"/>
-          <w:color w:val="888888"/>
-          <w:sz w:val="18"/>
-        </w:rPr>
-        <w:t>来源:GameLook | 时间:10-15 11:30</w:t>
-      </w:r>
-    </w:p>
-    <w:p>
-      <w:r>
-        <w:rPr>
-          <w:rFonts w:ascii="Times New Roman" w:hAnsi="Times New Roman" w:eastAsia="宋体"/>
-          <w:sz w:val="18"/>
-        </w:rPr>
-        <w:t>链接:</w:t>
-      </w:r>
-      <w:hyperlink r:id="rId37">
-        <w:r>
-          <w:rPr>
-            <w:color w:val="0563C1"/>
-            <w:u w:val="single"/>
-          </w:rPr>
-          <w:t>开发者吐槽：“游戏刚发售、一大群Steam鉴赏家来要Key”，同行：90%是骗子！</w:t>
         </w:r>
       </w:hyperlink>
     </w:p>
@@ -1676,7 +1671,7 @@
           <w:rFonts w:ascii="Times New Roman" w:hAnsi="Times New Roman" w:eastAsia="宋体"/>
           <w:sz w:val="18"/>
         </w:rPr>
-        <w:t>IT之家(60)、GameLook(14)、HackerNews(4)、Bing新闻(10)</w:t>
+        <w:t>IT之家(60)、GameLook(14)、HackerNews(4)、Bing新闻(11)</w:t>
       </w:r>
     </w:p>
     <w:p>

--- a/briefings/线口监测午报-2026-10-16.docx
+++ b/briefings/线口监测午报-2026-10-16.docx
@@ -22,7 +22,7 @@
           <w:color w:val="888888"/>
           <w:sz w:val="18"/>
         </w:rPr>
-        <w:t>监测窗口:近48小时 | 生成时间:2026-10-16 13:53</w:t>
+        <w:t>监测窗口:近48小时 | 生成时间:2026-10-16 20:18</w:t>
       </w:r>
     </w:p>
     <w:p>
@@ -70,7 +70,7 @@
           <w:color w:val="888888"/>
           <w:sz w:val="24"/>
         </w:rPr>
-        <w:t>Ternary Bonsai 2 系列 AI 模型登场：苹果 iPhone 18 Pro Max 上本地吞吐最高每秒 120 个词元</w:t>
+        <w:t>三星携手 Reality Defender，面向新加坡企业用户开发端侧 AI 深度伪造检测方案</w:t>
       </w:r>
     </w:p>
     <w:p>
@@ -80,7 +80,7 @@
           <w:color w:val="888888"/>
           <w:sz w:val="18"/>
         </w:rPr>
-        <w:t>来源:IT之家 | 时间:10-16 13:50</w:t>
+        <w:t>来源:IT之家 | 时间:10-16 19:58</w:t>
       </w:r>
     </w:p>
     <w:p>
@@ -97,7 +97,7 @@
             <w:color w:val="0563C1"/>
             <w:u w:val="single"/>
           </w:rPr>
-          <w:t>Ternary Bonsai 2 系列 AI 模型登场：苹果 iPhone 18 Pro Max 上本地吞吐最高每秒 120 个词元</w:t>
+          <w:t>三星携手 Reality Defender，面向新加坡企业用户开发端侧 AI 深度伪造检测方案</w:t>
         </w:r>
       </w:hyperlink>
     </w:p>
@@ -121,7 +121,7 @@
           <w:color w:val="888888"/>
           <w:sz w:val="24"/>
         </w:rPr>
-        <w:t>腾讯 WorkBuddy 和 CodeBuddy 宣布 DeepSeek 服务故障用户 7 天内积分全额返还，额外送 500 积分</w:t>
+        <w:t>社交平台 Bluesky 扩展旗下 Attie AI 工具功能：支持创建小游戏、投票等社交应用</w:t>
       </w:r>
     </w:p>
     <w:p>
@@ -131,7 +131,7 @@
           <w:color w:val="888888"/>
           <w:sz w:val="18"/>
         </w:rPr>
-        <w:t>来源:IT之家 | 时间:10-16 12:37</w:t>
+        <w:t>来源:IT之家 | 时间:10-16 19:49</w:t>
       </w:r>
     </w:p>
     <w:p>
@@ -148,7 +148,7 @@
             <w:color w:val="0563C1"/>
             <w:u w:val="single"/>
           </w:rPr>
-          <w:t>腾讯 WorkBuddy 和 CodeBuddy 宣布 DeepSeek 服务故障用户 7 天内积分全额返还，额外送 500 积分</w:t>
+          <w:t>社交平台 Bluesky 扩展旗下 Attie AI 工具功能：支持创建小游戏、投票等社交应用</w:t>
         </w:r>
       </w:hyperlink>
     </w:p>
@@ -172,7 +172,7 @@
           <w:color w:val="888888"/>
           <w:sz w:val="24"/>
         </w:rPr>
-        <w:t>本季度上市：比亚迪第三代唐将首搭全新巨幕 UI 交互系统，还有 AI 萌宠桌面</w:t>
+        <w:t>《战地风云 6》第五赛季部分新皮肤被指 AI 生成：角色装备设计反常、臂章拼错单词</w:t>
       </w:r>
     </w:p>
     <w:p>
@@ -182,7 +182,7 @@
           <w:color w:val="888888"/>
           <w:sz w:val="18"/>
         </w:rPr>
-        <w:t>来源:IT之家 | 时间:10-16 12:09</w:t>
+        <w:t>来源:IT之家 | 时间:10-16 18:58</w:t>
       </w:r>
     </w:p>
     <w:p>
@@ -199,7 +199,7 @@
             <w:color w:val="0563C1"/>
             <w:u w:val="single"/>
           </w:rPr>
-          <w:t>本季度上市：比亚迪第三代唐将首搭全新巨幕 UI 交互系统，还有 AI 萌宠桌面</w:t>
+          <w:t>《战地风云 6》第五赛季部分新皮肤被指 AI 生成：角色装备设计反常、臂章拼错单词</w:t>
         </w:r>
       </w:hyperlink>
     </w:p>
@@ -223,7 +223,7 @@
           <w:color w:val="888888"/>
           <w:sz w:val="24"/>
         </w:rPr>
-        <w:t>微软完成 SOTA 基模 MAI-Base-2 预训练，性能强于所有参测开源权重模型</w:t>
+        <w:t>专门陪骗子聊天的 AI 公司 Apate 拿下近千万美元融资，已累计消耗诈骗者 17 年时间</w:t>
       </w:r>
     </w:p>
     <w:p>
@@ -233,7 +233,7 @@
           <w:color w:val="888888"/>
           <w:sz w:val="18"/>
         </w:rPr>
-        <w:t>来源:IT之家 | 时间:10-16 11:34</w:t>
+        <w:t>来源:IT之家 | 时间:10-16 18:57</w:t>
       </w:r>
     </w:p>
     <w:p>
@@ -250,7 +250,7 @@
             <w:color w:val="0563C1"/>
             <w:u w:val="single"/>
           </w:rPr>
-          <w:t>微软完成 SOTA 基模 MAI-Base-2 预训练，性能强于所有参测开源权重模型</w:t>
+          <w:t>专门陪骗子聊天的 AI 公司 Apate 拿下近千万美元融资，已累计消耗诈骗者 17 年时间</w:t>
         </w:r>
       </w:hyperlink>
     </w:p>
@@ -274,7 +274,7 @@
           <w:color w:val="888888"/>
           <w:sz w:val="24"/>
         </w:rPr>
-        <w:t>魅族 Flyme 12.7 超级 Aicy 个人事务 AI 智能体开放首批内测名额，今日 14:00 开始招募</w:t>
+        <w:t>OpenAI 自曝“模型偷钱”：未经许可动用他人加密货币部署合约，已加强监控</w:t>
       </w:r>
     </w:p>
     <w:p>
@@ -284,7 +284,7 @@
           <w:color w:val="888888"/>
           <w:sz w:val="18"/>
         </w:rPr>
-        <w:t>来源:IT之家 | 时间:10-16 11:22</w:t>
+        <w:t>来源:IT之家 | 时间:10-16 18:31</w:t>
       </w:r>
     </w:p>
     <w:p>
@@ -301,7 +301,7 @@
             <w:color w:val="0563C1"/>
             <w:u w:val="single"/>
           </w:rPr>
-          <w:t>魅族 Flyme 12.7 超级 Aicy 个人事务 AI 智能体开放首批内测名额，今日 14:00 开始招募</w:t>
+          <w:t>OpenAI 自曝“模型偷钱”：未经许可动用他人加密货币部署合约，已加强监控</w:t>
         </w:r>
       </w:hyperlink>
     </w:p>
@@ -325,7 +325,7 @@
           <w:color w:val="888888"/>
           <w:sz w:val="24"/>
         </w:rPr>
-        <w:t>英伟达黄仁勋公开反驳 OpenAI 奥尔特曼观点：对 AI 网络安全必须“零容忍”</w:t>
+        <w:t>凯迪拉克 XT5 PHEV 智混四驱 Air 版上市，限时 23.99 万元</w:t>
       </w:r>
     </w:p>
     <w:p>
@@ -335,7 +335,7 @@
           <w:color w:val="888888"/>
           <w:sz w:val="18"/>
         </w:rPr>
-        <w:t>来源:IT之家 | 时间:10-16 11:20</w:t>
+        <w:t>来源:IT之家 | 时间:10-16 18:07</w:t>
       </w:r>
     </w:p>
     <w:p>
@@ -352,7 +352,7 @@
             <w:color w:val="0563C1"/>
             <w:u w:val="single"/>
           </w:rPr>
-          <w:t>英伟达黄仁勋公开反驳 OpenAI 奥尔特曼观点：对 AI 网络安全必须“零容忍”</w:t>
+          <w:t>凯迪拉克 XT5 PHEV 智混四驱 Air 版上市，限时 23.99 万元</w:t>
         </w:r>
       </w:hyperlink>
     </w:p>
@@ -376,7 +376,7 @@
           <w:color w:val="888888"/>
           <w:sz w:val="24"/>
         </w:rPr>
-        <w:t>TypeSafe AI 发布 Jev 1.14 决策模型仅一天， Liquid AI 便以 d1-ultra 全面超车</w:t>
+        <w:t>赛力斯赛豆科技 AIVA 首款车型 ME7 通过工信部申报，推出单 / 双电机纯电版本</w:t>
       </w:r>
     </w:p>
     <w:p>
@@ -386,7 +386,7 @@
           <w:color w:val="888888"/>
           <w:sz w:val="18"/>
         </w:rPr>
-        <w:t>来源:IT之家 | 时间:10-16 11:15</w:t>
+        <w:t>来源:IT之家 | 时间:10-16 17:00</w:t>
       </w:r>
     </w:p>
     <w:p>
@@ -403,7 +403,7 @@
             <w:color w:val="0563C1"/>
             <w:u w:val="single"/>
           </w:rPr>
-          <w:t>TypeSafe AI 发布 Jev 1.14 决策模型仅一天， Liquid AI 便以 d1-ultra 全面超车</w:t>
+          <w:t>赛力斯赛豆科技 AIVA 首款车型 ME7 通过工信部申报，推出单 / 双电机纯电版本</w:t>
         </w:r>
       </w:hyperlink>
     </w:p>
@@ -427,7 +427,7 @@
           <w:color w:val="888888"/>
           <w:sz w:val="24"/>
         </w:rPr>
-        <w:t>美国推动全球“AI”改口“SI”，谋求写入国际货币基金组织声明</w:t>
+        <w:t>AI眼镜催化密集！13股获融资客抢筹</w:t>
       </w:r>
     </w:p>
     <w:p>
@@ -437,7 +437,7 @@
           <w:color w:val="888888"/>
           <w:sz w:val="18"/>
         </w:rPr>
-        <w:t>来源:IT之家 | 时间:10-16 11:11</w:t>
+        <w:t>来源:Bing新闻 | 时间:10-16 12:24</w:t>
       </w:r>
     </w:p>
     <w:p>
@@ -454,7 +454,7 @@
             <w:color w:val="0563C1"/>
             <w:u w:val="single"/>
           </w:rPr>
-          <w:t>美国推动全球“AI”改口“SI”，谋求写入国际货币基金组织声明</w:t>
+          <w:t>AI眼镜催化密集！13股获融资客抢筹</w:t>
         </w:r>
       </w:hyperlink>
     </w:p>
@@ -478,7 +478,7 @@
           <w:color w:val="888888"/>
           <w:sz w:val="24"/>
         </w:rPr>
-        <w:t>在 OpenAI 擅长的领域打败 OpenAI：微软称自研模型仅凭对方 1/4 算力就超越同类产品</w:t>
+        <w:t>韩国将严惩高考中AI眼镜作弊行为</w:t>
       </w:r>
     </w:p>
     <w:p>
@@ -488,7 +488,7 @@
           <w:color w:val="888888"/>
           <w:sz w:val="18"/>
         </w:rPr>
-        <w:t>来源:IT之家 | 时间:10-16 10:58</w:t>
+        <w:t>来源:Bing新闻 | 时间:10-16 11:09</w:t>
       </w:r>
     </w:p>
     <w:p>
@@ -505,109 +505,7 @@
             <w:color w:val="0563C1"/>
             <w:u w:val="single"/>
           </w:rPr>
-          <w:t>在 OpenAI 擅长的领域打败 OpenAI：微软称自研模型仅凭对方 1/4 算力就超越同类产品</w:t>
-        </w:r>
-      </w:hyperlink>
-    </w:p>
-    <w:p>
-      <w:pPr>
-        <w:pStyle w:val="Heading3"/>
-      </w:pPr>
-      <w:r>
-        <w:rPr>
-          <w:rFonts w:ascii="Times New Roman" w:hAnsi="Times New Roman" w:eastAsia="黑体"/>
-          <w:b w:val="0"/>
-          <w:color w:val="888888"/>
-          <w:sz w:val="24"/>
-        </w:rPr>
-        <w:t>【C级·参考】</w:t>
-      </w:r>
-      <w:r>
-        <w:rPr>
-          <w:rFonts w:ascii="Times New Roman" w:hAnsi="Times New Roman" w:eastAsia="黑体"/>
-          <w:b w:val="0"/>
-          <w:color w:val="888888"/>
-          <w:sz w:val="24"/>
-        </w:rPr>
-        <w:t>修复“假满载”：OpenAI 优化系统 / 增加算力，减少“AI 容量上限”报错</w:t>
-      </w:r>
-    </w:p>
-    <w:p>
-      <w:r>
-        <w:rPr>
-          <w:rFonts w:ascii="Times New Roman" w:hAnsi="Times New Roman" w:eastAsia="宋体"/>
-          <w:color w:val="888888"/>
-          <w:sz w:val="18"/>
-        </w:rPr>
-        <w:t>来源:IT之家 | 时间:10-16 10:37</w:t>
-      </w:r>
-    </w:p>
-    <w:p>
-      <w:r>
-        <w:rPr>
-          <w:rFonts w:ascii="Times New Roman" w:hAnsi="Times New Roman" w:eastAsia="宋体"/>
-          <w:sz w:val="18"/>
-        </w:rPr>
-        <w:t>链接:</w:t>
-      </w:r>
-      <w:hyperlink r:id="rId18">
-        <w:r>
-          <w:rPr>
-            <w:color w:val="0563C1"/>
-            <w:u w:val="single"/>
-          </w:rPr>
-          <w:t>修复“假满载”：OpenAI 优化系统 / 增加算力，减少“AI 容量上限”报错</w:t>
-        </w:r>
-      </w:hyperlink>
-    </w:p>
-    <w:p>
-      <w:pPr>
-        <w:pStyle w:val="Heading3"/>
-      </w:pPr>
-      <w:r>
-        <w:rPr>
-          <w:rFonts w:ascii="Times New Roman" w:hAnsi="Times New Roman" w:eastAsia="黑体"/>
-          <w:b w:val="0"/>
-          <w:color w:val="888888"/>
-          <w:sz w:val="24"/>
-        </w:rPr>
-        <w:t>【C级·参考】</w:t>
-      </w:r>
-      <w:r>
-        <w:rPr>
-          <w:rFonts w:ascii="Times New Roman" w:hAnsi="Times New Roman" w:eastAsia="黑体"/>
-          <w:b w:val="0"/>
-          <w:color w:val="888888"/>
-          <w:sz w:val="24"/>
-        </w:rPr>
-        <w:t>苹果库克：AI 应用正迎来爆发式增长，在多个方面对供应链产生深远影响</w:t>
-      </w:r>
-    </w:p>
-    <w:p>
-      <w:r>
-        <w:rPr>
-          <w:rFonts w:ascii="Times New Roman" w:hAnsi="Times New Roman" w:eastAsia="宋体"/>
-          <w:color w:val="888888"/>
-          <w:sz w:val="18"/>
-        </w:rPr>
-        <w:t>来源:IT之家 | 时间:10-16 09:51</w:t>
-      </w:r>
-    </w:p>
-    <w:p>
-      <w:r>
-        <w:rPr>
-          <w:rFonts w:ascii="Times New Roman" w:hAnsi="Times New Roman" w:eastAsia="宋体"/>
-          <w:sz w:val="18"/>
-        </w:rPr>
-        <w:t>链接:</w:t>
-      </w:r>
-      <w:hyperlink r:id="rId19">
-        <w:r>
-          <w:rPr>
-            <w:color w:val="0563C1"/>
-            <w:u w:val="single"/>
-          </w:rPr>
-          <w:t>苹果库克：AI 应用正迎来爆发式增长，在多个方面对供应链产生深远影响</w:t>
+          <w:t>韩国将严惩高考中AI眼镜作弊行为</w:t>
         </w:r>
       </w:hyperlink>
     </w:p>
@@ -652,7 +550,7 @@
         </w:rPr>
         <w:t>链接:</w:t>
       </w:r>
-      <w:hyperlink r:id="rId20">
+      <w:hyperlink r:id="rId18">
         <w:r>
           <w:rPr>
             <w:color w:val="0563C1"/>
@@ -682,7 +580,7 @@
           <w:color w:val="888888"/>
           <w:sz w:val="24"/>
         </w:rPr>
-        <w:t>给大模型装上“一双耳朵”：小米开源空间音频理解大模型 MiDashengLM-Spatial</w:t>
+        <w:t>从智能眼镜到个人AI智能体，可穿戴设备正在重塑个人计算</w:t>
       </w:r>
     </w:p>
     <w:p>
@@ -692,7 +590,7 @@
           <w:color w:val="888888"/>
           <w:sz w:val="18"/>
         </w:rPr>
-        <w:t>来源:IT之家 | 时间:10-16 09:35</w:t>
+        <w:t>来源:Bing新闻 | 时间:10-16 08:24</w:t>
       </w:r>
     </w:p>
     <w:p>
@@ -703,13 +601,13 @@
         </w:rPr>
         <w:t>链接:</w:t>
       </w:r>
-      <w:hyperlink r:id="rId21">
+      <w:hyperlink r:id="rId19">
         <w:r>
           <w:rPr>
             <w:color w:val="0563C1"/>
             <w:u w:val="single"/>
           </w:rPr>
-          <w:t>给大模型装上“一双耳朵”：小米开源空间音频理解大模型 MiDashengLM-Spatial</w:t>
+          <w:t>从智能眼镜到个人AI智能体，可穿戴设备正在重塑个人计算</w:t>
         </w:r>
       </w:hyperlink>
     </w:p>
@@ -733,7 +631,7 @@
           <w:color w:val="888888"/>
           <w:sz w:val="24"/>
         </w:rPr>
-        <w:t>Meta 首席 AI 官汪滔：不会开源最强模型，但会继续发布优秀开源模型</w:t>
+        <w:t>乐奇Rokid携手腾讯出行上线AI眼镜打车服务</w:t>
       </w:r>
     </w:p>
     <w:p>
@@ -743,7 +641,7 @@
           <w:color w:val="888888"/>
           <w:sz w:val="18"/>
         </w:rPr>
-        <w:t>来源:IT之家 | 时间:10-16 09:25</w:t>
+        <w:t>来源:Bing新闻 | 时间:10-16 03:23</w:t>
       </w:r>
     </w:p>
     <w:p>
@@ -754,13 +652,13 @@
         </w:rPr>
         <w:t>链接:</w:t>
       </w:r>
-      <w:hyperlink r:id="rId22">
+      <w:hyperlink r:id="rId20">
         <w:r>
           <w:rPr>
             <w:color w:val="0563C1"/>
             <w:u w:val="single"/>
           </w:rPr>
-          <w:t>Meta 首席 AI 官汪滔：不会开源最强模型，但会继续发布优秀开源模型</w:t>
+          <w:t>乐奇Rokid携手腾讯出行上线AI眼镜打车服务</w:t>
         </w:r>
       </w:hyperlink>
     </w:p>
@@ -784,7 +682,7 @@
           <w:color w:val="888888"/>
           <w:sz w:val="24"/>
         </w:rPr>
-        <w:t>AI眼镜催化密集！13股获融资客抢筹(名单)</w:t>
+        <w:t>乐奇、腾讯上线首个AI眼镜原生打车：无需动手 一句话就能打车</w:t>
       </w:r>
     </w:p>
     <w:p>
@@ -794,7 +692,7 @@
           <w:color w:val="888888"/>
           <w:sz w:val="18"/>
         </w:rPr>
-        <w:t>来源:Bing新闻 | 时间:10-16 01:01</w:t>
+        <w:t>来源:Bing新闻 | 时间:10-16 02:46</w:t>
       </w:r>
     </w:p>
     <w:p>
@@ -805,13 +703,13 @@
         </w:rPr>
         <w:t>链接:</w:t>
       </w:r>
-      <w:hyperlink r:id="rId23">
+      <w:hyperlink r:id="rId21">
         <w:r>
           <w:rPr>
             <w:color w:val="0563C1"/>
             <w:u w:val="single"/>
           </w:rPr>
-          <w:t>AI眼镜催化密集！13股获融资客抢筹(名单)</w:t>
+          <w:t>乐奇、腾讯上线首个AI眼镜原生打车：无需动手 一句话就能打车</w:t>
         </w:r>
       </w:hyperlink>
     </w:p>
@@ -856,13 +754,64 @@
         </w:rPr>
         <w:t>链接:</w:t>
       </w:r>
-      <w:hyperlink r:id="rId24">
+      <w:hyperlink r:id="rId22">
         <w:r>
           <w:rPr>
             <w:color w:val="0563C1"/>
             <w:u w:val="single"/>
           </w:rPr>
           <w:t>AI眼镜助力出行 科技助盲温暖上线</w:t>
+        </w:r>
+      </w:hyperlink>
+    </w:p>
+    <w:p>
+      <w:pPr>
+        <w:pStyle w:val="Heading3"/>
+      </w:pPr>
+      <w:r>
+        <w:rPr>
+          <w:rFonts w:ascii="Times New Roman" w:hAnsi="Times New Roman" w:eastAsia="黑体"/>
+          <w:b w:val="0"/>
+          <w:color w:val="888888"/>
+          <w:sz w:val="24"/>
+        </w:rPr>
+        <w:t>【C级·参考】</w:t>
+      </w:r>
+      <w:r>
+        <w:rPr>
+          <w:rFonts w:ascii="Times New Roman" w:hAnsi="Times New Roman" w:eastAsia="黑体"/>
+          <w:b w:val="0"/>
+          <w:color w:val="888888"/>
+          <w:sz w:val="24"/>
+        </w:rPr>
+        <w:t>全球首家AI眼镜无人自助体验店登陆中国香港，乐奇Rokid打造</w:t>
+      </w:r>
+    </w:p>
+    <w:p>
+      <w:r>
+        <w:rPr>
+          <w:rFonts w:ascii="Times New Roman" w:hAnsi="Times New Roman" w:eastAsia="宋体"/>
+          <w:color w:val="888888"/>
+          <w:sz w:val="18"/>
+        </w:rPr>
+        <w:t>来源:Bing新闻 | 时间:10-16 00:40</w:t>
+      </w:r>
+    </w:p>
+    <w:p>
+      <w:r>
+        <w:rPr>
+          <w:rFonts w:ascii="Times New Roman" w:hAnsi="Times New Roman" w:eastAsia="宋体"/>
+          <w:sz w:val="18"/>
+        </w:rPr>
+        <w:t>链接:</w:t>
+      </w:r>
+      <w:hyperlink r:id="rId23">
+        <w:r>
+          <w:rPr>
+            <w:color w:val="0563C1"/>
+            <w:u w:val="single"/>
+          </w:rPr>
+          <w:t>全球首家AI眼镜无人自助体验店登陆中国香港，乐奇Rokid打造</w:t>
         </w:r>
       </w:hyperlink>
     </w:p>
@@ -907,7 +856,7 @@
         </w:rPr>
         <w:t>链接:</w:t>
       </w:r>
-      <w:hyperlink r:id="rId25">
+      <w:hyperlink r:id="rId24">
         <w:r>
           <w:rPr>
             <w:color w:val="0563C1"/>
@@ -958,7 +907,7 @@
         </w:rPr>
         <w:t>链接:</w:t>
       </w:r>
-      <w:hyperlink r:id="rId26">
+      <w:hyperlink r:id="rId25">
         <w:r>
           <w:rPr>
             <w:color w:val="0563C1"/>
@@ -988,7 +937,7 @@
           <w:color w:val="888888"/>
           <w:sz w:val="24"/>
         </w:rPr>
-        <w:t>极米记得 AI 眼镜 MemoMind One 预售：无摄像头，首发 2699 元</w:t>
+        <w:t>极米记得 AI 显示眼镜 MemoMind One 10 月 15 日预售开启：从一副好眼镜，到一副真正有用的专业AI 眼镜</w:t>
       </w:r>
     </w:p>
     <w:p>
@@ -1009,13 +958,13 @@
         </w:rPr>
         <w:t>链接:</w:t>
       </w:r>
-      <w:hyperlink r:id="rId27">
+      <w:hyperlink r:id="rId26">
         <w:r>
           <w:rPr>
             <w:color w:val="0563C1"/>
             <w:u w:val="single"/>
           </w:rPr>
-          <w:t>极米记得 AI 眼镜 MemoMind One 预售：无摄像头，首发 2699 元</w:t>
+          <w:t>极米记得 AI 显示眼镜 MemoMind One 10 月 15 日预售开启：从一副好眼镜，到一副真正有用的专业AI 眼镜</w:t>
         </w:r>
       </w:hyperlink>
     </w:p>
@@ -1039,7 +988,7 @@
           <w:color w:val="888888"/>
           <w:sz w:val="24"/>
         </w:rPr>
-        <w:t>颜值党狂喜！Nothing 也要推 AI 眼镜!</w:t>
+        <w:t>AI聊天独角兽怎么死的？2000万月活Character.AI巨亏申请破产，28家金主拒收购</w:t>
       </w:r>
     </w:p>
     <w:p>
@@ -1049,7 +998,104 @@
           <w:color w:val="888888"/>
           <w:sz w:val="18"/>
         </w:rPr>
-        <w:t>来源:Bing新闻 | 时间:10-15 19:31</w:t>
+        <w:t>来源:GameLook | 时间:10-15 11:18</w:t>
+      </w:r>
+    </w:p>
+    <w:p>
+      <w:r>
+        <w:rPr>
+          <w:rFonts w:ascii="Times New Roman" w:hAnsi="Times New Roman" w:eastAsia="宋体"/>
+          <w:sz w:val="18"/>
+        </w:rPr>
+        <w:t>链接:</w:t>
+      </w:r>
+      <w:hyperlink r:id="rId27">
+        <w:r>
+          <w:rPr>
+            <w:color w:val="0563C1"/>
+            <w:u w:val="single"/>
+          </w:rPr>
+          <w:t>AI聊天独角兽怎么死的？2000万月活Character.AI巨亏申请破产，28家金主拒收购</w:t>
+        </w:r>
+      </w:hyperlink>
+    </w:p>
+    <w:p>
+      <w:pPr>
+        <w:pStyle w:val="Heading2"/>
+      </w:pPr>
+      <w:r>
+        <w:rPr>
+          <w:rFonts w:ascii="Times New Roman" w:hAnsi="Times New Roman" w:eastAsia="黑体"/>
+          <w:sz w:val="28"/>
+        </w:rPr>
+        <w:t>机器人/AI硬件</w:t>
+      </w:r>
+    </w:p>
+    <w:p>
+      <w:r>
+        <w:t>本线口暂无重要更新</w:t>
+      </w:r>
+    </w:p>
+    <w:p>
+      <w:pPr>
+        <w:pStyle w:val="Heading2"/>
+      </w:pPr>
+      <w:r>
+        <w:rPr>
+          <w:rFonts w:ascii="Times New Roman" w:hAnsi="Times New Roman" w:eastAsia="黑体"/>
+          <w:sz w:val="28"/>
+        </w:rPr>
+        <w:t>无人驾驶/低空/智慧出行</w:t>
+      </w:r>
+    </w:p>
+    <w:p>
+      <w:r>
+        <w:t>本线口暂无重要更新</w:t>
+      </w:r>
+    </w:p>
+    <w:p>
+      <w:pPr>
+        <w:pStyle w:val="Heading2"/>
+      </w:pPr>
+      <w:r>
+        <w:rPr>
+          <w:rFonts w:ascii="Times New Roman" w:hAnsi="Times New Roman" w:eastAsia="黑体"/>
+          <w:sz w:val="28"/>
+        </w:rPr>
+        <w:t>电商/直播/即时零售</w:t>
+      </w:r>
+    </w:p>
+    <w:p>
+      <w:pPr>
+        <w:pStyle w:val="Heading3"/>
+      </w:pPr>
+      <w:r>
+        <w:rPr>
+          <w:rFonts w:ascii="Times New Roman" w:hAnsi="Times New Roman" w:eastAsia="黑体"/>
+          <w:b w:val="0"/>
+          <w:color w:val="888888"/>
+          <w:sz w:val="24"/>
+        </w:rPr>
+        <w:t>【C级·参考】</w:t>
+      </w:r>
+      <w:r>
+        <w:rPr>
+          <w:rFonts w:ascii="Times New Roman" w:hAnsi="Times New Roman" w:eastAsia="黑体"/>
+          <w:b w:val="0"/>
+          <w:color w:val="888888"/>
+          <w:sz w:val="24"/>
+        </w:rPr>
+        <w:t>泰国警方查获非法跨境光纤：350 米线路直通缅甸电诈园区，每日 6TB 流量相当于 300~400 人使用</w:t>
+      </w:r>
+    </w:p>
+    <w:p>
+      <w:r>
+        <w:rPr>
+          <w:rFonts w:ascii="Times New Roman" w:hAnsi="Times New Roman" w:eastAsia="宋体"/>
+          <w:color w:val="888888"/>
+          <w:sz w:val="18"/>
+        </w:rPr>
+        <w:t>来源:IT之家 | 时间:10-16 19:05</w:t>
       </w:r>
     </w:p>
     <w:p>
@@ -1066,7 +1112,70 @@
             <w:color w:val="0563C1"/>
             <w:u w:val="single"/>
           </w:rPr>
-          <w:t>颜值党狂喜！Nothing 也要推 AI 眼镜!</w:t>
+          <w:t>泰国警方查获非法跨境光纤：350 米线路直通缅甸电诈园区，每日 6TB 流量相当于 300~400 人使用</w:t>
+        </w:r>
+      </w:hyperlink>
+    </w:p>
+    <w:p>
+      <w:pPr>
+        <w:pStyle w:val="Heading2"/>
+      </w:pPr>
+      <w:r>
+        <w:rPr>
+          <w:rFonts w:ascii="Times New Roman" w:hAnsi="Times New Roman" w:eastAsia="黑体"/>
+          <w:sz w:val="28"/>
+        </w:rPr>
+        <w:t>游戏/电竞/平台公司</w:t>
+      </w:r>
+    </w:p>
+    <w:p>
+      <w:pPr>
+        <w:pStyle w:val="Heading3"/>
+      </w:pPr>
+      <w:r>
+        <w:rPr>
+          <w:rFonts w:ascii="Times New Roman" w:hAnsi="Times New Roman" w:eastAsia="黑体"/>
+          <w:b w:val="0"/>
+          <w:color w:val="888888"/>
+          <w:sz w:val="24"/>
+        </w:rPr>
+        <w:t>【C级·参考】</w:t>
+      </w:r>
+      <w:r>
+        <w:rPr>
+          <w:rFonts w:ascii="Times New Roman" w:hAnsi="Times New Roman" w:eastAsia="黑体"/>
+          <w:b w:val="0"/>
+          <w:color w:val="888888"/>
+          <w:sz w:val="24"/>
+        </w:rPr>
+        <w:t>CDPR 确认《赛博朋克 2077》真人电影不会照搬游戏剧情，与动画一样讲述原创故事</w:t>
+      </w:r>
+    </w:p>
+    <w:p>
+      <w:r>
+        <w:rPr>
+          <w:rFonts w:ascii="Times New Roman" w:hAnsi="Times New Roman" w:eastAsia="宋体"/>
+          <w:color w:val="888888"/>
+          <w:sz w:val="18"/>
+        </w:rPr>
+        <w:t>来源:IT之家 | 时间:10-16 20:17</w:t>
+      </w:r>
+    </w:p>
+    <w:p>
+      <w:r>
+        <w:rPr>
+          <w:rFonts w:ascii="Times New Roman" w:hAnsi="Times New Roman" w:eastAsia="宋体"/>
+          <w:sz w:val="18"/>
+        </w:rPr>
+        <w:t>链接:</w:t>
+      </w:r>
+      <w:hyperlink r:id="rId29">
+        <w:r>
+          <w:rPr>
+            <w:color w:val="0563C1"/>
+            <w:u w:val="single"/>
+          </w:rPr>
+          <w:t>CDPR 确认《赛博朋克 2077》真人电影不会照搬游戏剧情，与动画一样讲述原创故事</w:t>
         </w:r>
       </w:hyperlink>
     </w:p>
@@ -1090,7 +1199,7 @@
           <w:color w:val="888888"/>
           <w:sz w:val="24"/>
         </w:rPr>
-        <w:t>“继智能手机之后的下一件必备单品就是它”……AI眼镜的定位更偏向补充而非取代</w:t>
+        <w:t>漫步者 HECATE G2000 Bar 电竞音箱发售：四单元声学配置、配可插拔麦克风，首发价 349 元</w:t>
       </w:r>
     </w:p>
     <w:p>
@@ -1100,7 +1209,7 @@
           <w:color w:val="888888"/>
           <w:sz w:val="18"/>
         </w:rPr>
-        <w:t>来源:Bing新闻 | 时间:10-15 19:14</w:t>
+        <w:t>来源:IT之家 | 时间:10-16 19:22</w:t>
       </w:r>
     </w:p>
     <w:p>
@@ -1111,13 +1220,13 @@
         </w:rPr>
         <w:t>链接:</w:t>
       </w:r>
-      <w:hyperlink r:id="rId29">
+      <w:hyperlink r:id="rId30">
         <w:r>
           <w:rPr>
             <w:color w:val="0563C1"/>
             <w:u w:val="single"/>
           </w:rPr>
-          <w:t>“继智能手机之后的下一件必备单品就是它”……AI眼镜的定位更偏向补充而非取代</w:t>
+          <w:t>漫步者 HECATE G2000 Bar 电竞音箱发售：四单元声学配置、配可插拔麦克风，首发价 349 元</w:t>
         </w:r>
       </w:hyperlink>
     </w:p>
@@ -1141,7 +1250,7 @@
           <w:color w:val="888888"/>
           <w:sz w:val="24"/>
         </w:rPr>
-        <w:t>国泰海通：Meta扩充可穿戴产品矩阵 全球AI眼镜进入快速放量阶段</w:t>
+        <w:t>美国众议员提出《玩家权利法案》：玩家购买数字游戏应获得“真正所有权”</w:t>
       </w:r>
     </w:p>
     <w:p>
@@ -1151,7 +1260,7 @@
           <w:color w:val="888888"/>
           <w:sz w:val="18"/>
         </w:rPr>
-        <w:t>来源:Bing新闻 | 时间:10-15 17:20</w:t>
+        <w:t>来源:IT之家 | 时间:10-16 18:44</w:t>
       </w:r>
     </w:p>
     <w:p>
@@ -1162,13 +1271,13 @@
         </w:rPr>
         <w:t>链接:</w:t>
       </w:r>
-      <w:hyperlink r:id="rId30">
+      <w:hyperlink r:id="rId31">
         <w:r>
           <w:rPr>
             <w:color w:val="0563C1"/>
             <w:u w:val="single"/>
           </w:rPr>
-          <w:t>国泰海通：Meta扩充可穿戴产品矩阵 全球AI眼镜进入快速放量阶段</w:t>
+          <w:t>美国众议员提出《玩家权利法案》：玩家购买数字游戏应获得“真正所有权”</w:t>
         </w:r>
       </w:hyperlink>
     </w:p>
@@ -1192,7 +1301,7 @@
           <w:color w:val="888888"/>
           <w:sz w:val="24"/>
         </w:rPr>
-        <w:t>全球首家 AI 眼镜无人自助体验店登陆中国香港，乐奇 Rokid 打造</w:t>
+        <w:t>腾讯混元记忆框架 Hy Memory 2.0 发布开源，专用模型性能超 Opus5</w:t>
       </w:r>
     </w:p>
     <w:p>
@@ -1202,7 +1311,7 @@
           <w:color w:val="888888"/>
           <w:sz w:val="18"/>
         </w:rPr>
-        <w:t>来源:Bing新闻 | 时间:10-15 16:38</w:t>
+        <w:t>来源:IT之家 | 时间:10-16 18:18</w:t>
       </w:r>
     </w:p>
     <w:p>
@@ -1213,13 +1322,13 @@
         </w:rPr>
         <w:t>链接:</w:t>
       </w:r>
-      <w:hyperlink r:id="rId31">
+      <w:hyperlink r:id="rId32">
         <w:r>
           <w:rPr>
             <w:color w:val="0563C1"/>
             <w:u w:val="single"/>
           </w:rPr>
-          <w:t>全球首家 AI 眼镜无人自助体验店登陆中国香港，乐奇 Rokid 打造</w:t>
+          <w:t>腾讯混元记忆框架 Hy Memory 2.0 发布开源，专用模型性能超 Opus5</w:t>
         </w:r>
       </w:hyperlink>
     </w:p>
@@ -1243,7 +1352,7 @@
           <w:color w:val="888888"/>
           <w:sz w:val="24"/>
         </w:rPr>
-        <w:t>开启AI办公新纪元！大眼橙联合钉钉发布可弯折AI听记眼镜Q1</w:t>
+        <w:t>AX 电竞叛客推出 GeForce RTX 5060 Ti X3W PRO 16GB 显卡，厚度 43mm</w:t>
       </w:r>
     </w:p>
     <w:p>
@@ -1253,7 +1362,7 @@
           <w:color w:val="888888"/>
           <w:sz w:val="18"/>
         </w:rPr>
-        <w:t>来源:Bing新闻 | 时间:10-15 15:46</w:t>
+        <w:t>来源:IT之家 | 时间:10-16 17:34</w:t>
       </w:r>
     </w:p>
     <w:p>
@@ -1264,27 +1373,15 @@
         </w:rPr>
         <w:t>链接:</w:t>
       </w:r>
-      <w:hyperlink r:id="rId32">
+      <w:hyperlink r:id="rId33">
         <w:r>
           <w:rPr>
             <w:color w:val="0563C1"/>
             <w:u w:val="single"/>
           </w:rPr>
-          <w:t>开启AI办公新纪元！大眼橙联合钉钉发布可弯折AI听记眼镜Q1</w:t>
+          <w:t>AX 电竞叛客推出 GeForce RTX 5060 Ti X3W PRO 16GB 显卡，厚度 43mm</w:t>
         </w:r>
       </w:hyperlink>
-    </w:p>
-    <w:p>
-      <w:pPr>
-        <w:pStyle w:val="Heading2"/>
-      </w:pPr>
-      <w:r>
-        <w:rPr>
-          <w:rFonts w:ascii="Times New Roman" w:hAnsi="Times New Roman" w:eastAsia="黑体"/>
-          <w:sz w:val="28"/>
-        </w:rPr>
-        <w:t>机器人/AI硬件</w:t>
-      </w:r>
     </w:p>
     <w:p>
       <w:pPr>
@@ -1306,7 +1403,7 @@
           <w:color w:val="888888"/>
           <w:sz w:val="24"/>
         </w:rPr>
-        <w:t>智元宣布与首批 20+ 高校合作，投入超 2 亿元建设具身智能人才生态</w:t>
+        <w:t>玩家将初代《光环》多人模式移植至经典任天堂 N64 游戏机：支持 4 人分屏及人机对战</w:t>
       </w:r>
     </w:p>
     <w:p>
@@ -1316,70 +1413,7 @@
           <w:color w:val="888888"/>
           <w:sz w:val="18"/>
         </w:rPr>
-        <w:t>来源:IT之家 | 时间:10-16 12:53</w:t>
-      </w:r>
-    </w:p>
-    <w:p>
-      <w:r>
-        <w:rPr>
-          <w:rFonts w:ascii="Times New Roman" w:hAnsi="Times New Roman" w:eastAsia="宋体"/>
-          <w:sz w:val="18"/>
-        </w:rPr>
-        <w:t>链接:</w:t>
-      </w:r>
-      <w:hyperlink r:id="rId33">
-        <w:r>
-          <w:rPr>
-            <w:color w:val="0563C1"/>
-            <w:u w:val="single"/>
-          </w:rPr>
-          <w:t>智元宣布与首批 20+ 高校合作，投入超 2 亿元建设具身智能人才生态</w:t>
-        </w:r>
-      </w:hyperlink>
-    </w:p>
-    <w:p>
-      <w:pPr>
-        <w:pStyle w:val="Heading2"/>
-      </w:pPr>
-      <w:r>
-        <w:rPr>
-          <w:rFonts w:ascii="Times New Roman" w:hAnsi="Times New Roman" w:eastAsia="黑体"/>
-          <w:sz w:val="28"/>
-        </w:rPr>
-        <w:t>无人驾驶/低空/智慧出行</w:t>
-      </w:r>
-    </w:p>
-    <w:p>
-      <w:pPr>
-        <w:pStyle w:val="Heading3"/>
-      </w:pPr>
-      <w:r>
-        <w:rPr>
-          <w:rFonts w:ascii="Times New Roman" w:hAnsi="Times New Roman" w:eastAsia="黑体"/>
-          <w:b w:val="0"/>
-          <w:color w:val="888888"/>
-          <w:sz w:val="24"/>
-        </w:rPr>
-        <w:t>【C级·参考】</w:t>
-      </w:r>
-      <w:r>
-        <w:rPr>
-          <w:rFonts w:ascii="Times New Roman" w:hAnsi="Times New Roman" w:eastAsia="黑体"/>
-          <w:b w:val="0"/>
-          <w:color w:val="888888"/>
-          <w:sz w:val="24"/>
-        </w:rPr>
-        <w:t>可穿戴“无人机哨兵”问世：单兵最远 6 公里发现空中威胁</w:t>
-      </w:r>
-    </w:p>
-    <w:p>
-      <w:r>
-        <w:rPr>
-          <w:rFonts w:ascii="Times New Roman" w:hAnsi="Times New Roman" w:eastAsia="宋体"/>
-          <w:color w:val="888888"/>
-          <w:sz w:val="18"/>
-        </w:rPr>
-        <w:t>来源:IT之家 | 时间:10-16 10:48</w:t>
+        <w:t>来源:IT之家 | 时间:10-16 17:17</w:t>
       </w:r>
     </w:p>
     <w:p>
@@ -1396,38 +1430,9 @@
             <w:color w:val="0563C1"/>
             <w:u w:val="single"/>
           </w:rPr>
-          <w:t>可穿戴“无人机哨兵”问世：单兵最远 6 公里发现空中威胁</w:t>
+          <w:t>玩家将初代《光环》多人模式移植至经典任天堂 N64 游戏机：支持 4 人分屏及人机对战</w:t>
         </w:r>
       </w:hyperlink>
-    </w:p>
-    <w:p>
-      <w:pPr>
-        <w:pStyle w:val="Heading2"/>
-      </w:pPr>
-      <w:r>
-        <w:rPr>
-          <w:rFonts w:ascii="Times New Roman" w:hAnsi="Times New Roman" w:eastAsia="黑体"/>
-          <w:sz w:val="28"/>
-        </w:rPr>
-        <w:t>电商/直播/即时零售</w:t>
-      </w:r>
-    </w:p>
-    <w:p>
-      <w:r>
-        <w:t>本线口暂无重要更新</w:t>
-      </w:r>
-    </w:p>
-    <w:p>
-      <w:pPr>
-        <w:pStyle w:val="Heading2"/>
-      </w:pPr>
-      <w:r>
-        <w:rPr>
-          <w:rFonts w:ascii="Times New Roman" w:hAnsi="Times New Roman" w:eastAsia="黑体"/>
-          <w:sz w:val="28"/>
-        </w:rPr>
-        <w:t>游戏/电竞/平台公司</w:t>
-      </w:r>
     </w:p>
     <w:p>
       <w:pPr>
@@ -1500,7 +1505,7 @@
           <w:color w:val="888888"/>
           <w:sz w:val="24"/>
         </w:rPr>
-        <w:t>联想拯救者 R9 68 键磁轴电竞键盘开售：8KHz 轮询率，999 元</w:t>
+        <w:t>游戏的“长期主义风”，从游戏厂商吹到了手机厂商？</w:t>
       </w:r>
     </w:p>
     <w:p>
@@ -1510,7 +1515,7 @@
           <w:color w:val="888888"/>
           <w:sz w:val="18"/>
         </w:rPr>
-        <w:t>来源:IT之家 | 时间:10-16 09:38</w:t>
+        <w:t>来源:GameLook | 时间:10-16 08:26</w:t>
       </w:r>
     </w:p>
     <w:p>
@@ -1527,7 +1532,7 @@
             <w:color w:val="0563C1"/>
             <w:u w:val="single"/>
           </w:rPr>
-          <w:t>联想拯救者 R9 68 键磁轴电竞键盘开售：8KHz 轮询率，999 元</w:t>
+          <w:t>游戏的“长期主义风”，从游戏厂商吹到了手机厂商？</w:t>
         </w:r>
       </w:hyperlink>
     </w:p>
@@ -1551,7 +1556,7 @@
           <w:color w:val="888888"/>
           <w:sz w:val="24"/>
         </w:rPr>
-        <w:t>游戏的“长期主义风”，从游戏厂商吹到了手机厂商？</w:t>
+        <w:t>开发者吐槽：“游戏刚发售、一大群Steam鉴赏家来要Key”，同行：90%是骗子！</w:t>
       </w:r>
     </w:p>
     <w:p>
@@ -1561,7 +1566,7 @@
           <w:color w:val="888888"/>
           <w:sz w:val="18"/>
         </w:rPr>
-        <w:t>来源:GameLook | 时间:10-16 08:26</w:t>
+        <w:t>来源:GameLook | 时间:10-15 11:30</w:t>
       </w:r>
     </w:p>
     <w:p>
@@ -1578,7 +1583,7 @@
             <w:color w:val="0563C1"/>
             <w:u w:val="single"/>
           </w:rPr>
-          <w:t>游戏的“长期主义风”，从游戏厂商吹到了手机厂商？</w:t>
+          <w:t>开发者吐槽：“游戏刚发售、一大群Steam鉴赏家来要Key”，同行：90%是骗子！</w:t>
         </w:r>
       </w:hyperlink>
     </w:p>
@@ -1671,7 +1676,7 @@
           <w:rFonts w:ascii="Times New Roman" w:hAnsi="Times New Roman" w:eastAsia="宋体"/>
           <w:sz w:val="18"/>
         </w:rPr>
-        <w:t>IT之家(60)、GameLook(14)、HackerNews(4)、Bing新闻(11)</w:t>
+        <w:t>IT之家(60)、GameLook(14)、HackerNews(3)、Bing新闻(9)</w:t>
       </w:r>
     </w:p>
     <w:p>

--- a/briefings/线口监测午报-2026-10-16.docx
+++ b/briefings/线口监测午报-2026-10-16.docx
@@ -22,7 +22,7 @@
           <w:color w:val="888888"/>
           <w:sz w:val="18"/>
         </w:rPr>
-        <w:t>监测窗口:近48小时 | 生成时间:2026-10-16 20:18</w:t>
+        <w:t>监测窗口:近48小时 | 生成时间:2026-10-16 21:11</w:t>
       </w:r>
     </w:p>
     <w:p>
@@ -376,7 +376,7 @@
           <w:color w:val="888888"/>
           <w:sz w:val="24"/>
         </w:rPr>
-        <w:t>赛力斯赛豆科技 AIVA 首款车型 ME7 通过工信部申报，推出单 / 双电机纯电版本</w:t>
+        <w:t>从智能眼镜到个人AI智能体，可穿戴设备正在重塑个人计算</w:t>
       </w:r>
     </w:p>
     <w:p>
@@ -386,7 +386,7 @@
           <w:color w:val="888888"/>
           <w:sz w:val="18"/>
         </w:rPr>
-        <w:t>来源:IT之家 | 时间:10-16 17:00</w:t>
+        <w:t>来源:Bing新闻 | 时间:10-16 14:10</w:t>
       </w:r>
     </w:p>
     <w:p>
@@ -403,7 +403,58 @@
             <w:color w:val="0563C1"/>
             <w:u w:val="single"/>
           </w:rPr>
-          <w:t>赛力斯赛豆科技 AIVA 首款车型 ME7 通过工信部申报，推出单 / 双电机纯电版本</w:t>
+          <w:t>从智能眼镜到个人AI智能体，可穿戴设备正在重塑个人计算</w:t>
+        </w:r>
+      </w:hyperlink>
+    </w:p>
+    <w:p>
+      <w:pPr>
+        <w:pStyle w:val="Heading3"/>
+      </w:pPr>
+      <w:r>
+        <w:rPr>
+          <w:rFonts w:ascii="Times New Roman" w:hAnsi="Times New Roman" w:eastAsia="黑体"/>
+          <w:b w:val="0"/>
+          <w:color w:val="888888"/>
+          <w:sz w:val="24"/>
+        </w:rPr>
+        <w:t>【C级·参考】</w:t>
+      </w:r>
+      <w:r>
+        <w:rPr>
+          <w:rFonts w:ascii="Times New Roman" w:hAnsi="Times New Roman" w:eastAsia="黑体"/>
+          <w:b w:val="0"/>
+          <w:color w:val="888888"/>
+          <w:sz w:val="24"/>
+        </w:rPr>
+        <w:t>乐奇Rokid与腾讯出行服务合作上线AI眼镜打车</w:t>
+      </w:r>
+    </w:p>
+    <w:p>
+      <w:r>
+        <w:rPr>
+          <w:rFonts w:ascii="Times New Roman" w:hAnsi="Times New Roman" w:eastAsia="宋体"/>
+          <w:color w:val="888888"/>
+          <w:sz w:val="18"/>
+        </w:rPr>
+        <w:t>来源:Bing新闻 | 时间:10-16 13:12</w:t>
+      </w:r>
+    </w:p>
+    <w:p>
+      <w:r>
+        <w:rPr>
+          <w:rFonts w:ascii="Times New Roman" w:hAnsi="Times New Roman" w:eastAsia="宋体"/>
+          <w:sz w:val="18"/>
+        </w:rPr>
+        <w:t>链接:</w:t>
+      </w:r>
+      <w:hyperlink r:id="rId16">
+        <w:r>
+          <w:rPr>
+            <w:color w:val="0563C1"/>
+            <w:u w:val="single"/>
+          </w:rPr>
+          <w:t>乐奇Rokid与腾讯出行服务合作上线AI眼镜打车</w:t>
         </w:r>
       </w:hyperlink>
     </w:p>
@@ -448,7 +499,7 @@
         </w:rPr>
         <w:t>链接:</w:t>
       </w:r>
-      <w:hyperlink r:id="rId16">
+      <w:hyperlink r:id="rId17">
         <w:r>
           <w:rPr>
             <w:color w:val="0563C1"/>
@@ -499,7 +550,7 @@
         </w:rPr>
         <w:t>链接:</w:t>
       </w:r>
-      <w:hyperlink r:id="rId17">
+      <w:hyperlink r:id="rId18">
         <w:r>
           <w:rPr>
             <w:color w:val="0563C1"/>
@@ -550,7 +601,7 @@
         </w:rPr>
         <w:t>链接:</w:t>
       </w:r>
-      <w:hyperlink r:id="rId18">
+      <w:hyperlink r:id="rId19">
         <w:r>
           <w:rPr>
             <w:color w:val="0563C1"/>
@@ -580,7 +631,7 @@
           <w:color w:val="888888"/>
           <w:sz w:val="24"/>
         </w:rPr>
-        <w:t>从智能眼镜到个人AI智能体，可穿戴设备正在重塑个人计算</w:t>
+        <w:t>全球首家AI眼镜无人自助体验店登陆香港</w:t>
       </w:r>
     </w:p>
     <w:p>
@@ -590,7 +641,7 @@
           <w:color w:val="888888"/>
           <w:sz w:val="18"/>
         </w:rPr>
-        <w:t>来源:Bing新闻 | 时间:10-16 08:24</w:t>
+        <w:t>来源:Bing新闻 | 时间:10-16 06:59</w:t>
       </w:r>
     </w:p>
     <w:p>
@@ -601,13 +652,13 @@
         </w:rPr>
         <w:t>链接:</w:t>
       </w:r>
-      <w:hyperlink r:id="rId19">
+      <w:hyperlink r:id="rId20">
         <w:r>
           <w:rPr>
             <w:color w:val="0563C1"/>
             <w:u w:val="single"/>
           </w:rPr>
-          <w:t>从智能眼镜到个人AI智能体，可穿戴设备正在重塑个人计算</w:t>
+          <w:t>全球首家AI眼镜无人自助体验店登陆香港</w:t>
         </w:r>
       </w:hyperlink>
     </w:p>
@@ -652,7 +703,7 @@
         </w:rPr>
         <w:t>链接:</w:t>
       </w:r>
-      <w:hyperlink r:id="rId20">
+      <w:hyperlink r:id="rId21">
         <w:r>
           <w:rPr>
             <w:color w:val="0563C1"/>
@@ -703,7 +754,7 @@
         </w:rPr>
         <w:t>链接:</w:t>
       </w:r>
-      <w:hyperlink r:id="rId21">
+      <w:hyperlink r:id="rId22">
         <w:r>
           <w:rPr>
             <w:color w:val="0563C1"/>
@@ -754,7 +805,7 @@
         </w:rPr>
         <w:t>链接:</w:t>
       </w:r>
-      <w:hyperlink r:id="rId22">
+      <w:hyperlink r:id="rId23">
         <w:r>
           <w:rPr>
             <w:color w:val="0563C1"/>
@@ -805,7 +856,7 @@
         </w:rPr>
         <w:t>链接:</w:t>
       </w:r>
-      <w:hyperlink r:id="rId23">
+      <w:hyperlink r:id="rId24">
         <w:r>
           <w:rPr>
             <w:color w:val="0563C1"/>
@@ -856,7 +907,7 @@
         </w:rPr>
         <w:t>链接:</w:t>
       </w:r>
-      <w:hyperlink r:id="rId24">
+      <w:hyperlink r:id="rId25">
         <w:r>
           <w:rPr>
             <w:color w:val="0563C1"/>
@@ -907,115 +958,13 @@
         </w:rPr>
         <w:t>链接:</w:t>
       </w:r>
-      <w:hyperlink r:id="rId25">
+      <w:hyperlink r:id="rId26">
         <w:r>
           <w:rPr>
             <w:color w:val="0563C1"/>
             <w:u w:val="single"/>
           </w:rPr>
           <w:t>极刻觅镜 | AI眼镜日报｜千问N1系列开售、TDK九轴传感全球供货</w:t>
-        </w:r>
-      </w:hyperlink>
-    </w:p>
-    <w:p>
-      <w:pPr>
-        <w:pStyle w:val="Heading3"/>
-      </w:pPr>
-      <w:r>
-        <w:rPr>
-          <w:rFonts w:ascii="Times New Roman" w:hAnsi="Times New Roman" w:eastAsia="黑体"/>
-          <w:b w:val="0"/>
-          <w:color w:val="888888"/>
-          <w:sz w:val="24"/>
-        </w:rPr>
-        <w:t>【C级·参考】</w:t>
-      </w:r>
-      <w:r>
-        <w:rPr>
-          <w:rFonts w:ascii="Times New Roman" w:hAnsi="Times New Roman" w:eastAsia="黑体"/>
-          <w:b w:val="0"/>
-          <w:color w:val="888888"/>
-          <w:sz w:val="24"/>
-        </w:rPr>
-        <w:t>极米记得 AI 显示眼镜 MemoMind One 10 月 15 日预售开启：从一副好眼镜，到一副真正有用的专业AI 眼镜</w:t>
-      </w:r>
-    </w:p>
-    <w:p>
-      <w:r>
-        <w:rPr>
-          <w:rFonts w:ascii="Times New Roman" w:hAnsi="Times New Roman" w:eastAsia="宋体"/>
-          <w:color w:val="888888"/>
-          <w:sz w:val="18"/>
-        </w:rPr>
-        <w:t>来源:Bing新闻 | 时间:10-15 21:05</w:t>
-      </w:r>
-    </w:p>
-    <w:p>
-      <w:r>
-        <w:rPr>
-          <w:rFonts w:ascii="Times New Roman" w:hAnsi="Times New Roman" w:eastAsia="宋体"/>
-          <w:sz w:val="18"/>
-        </w:rPr>
-        <w:t>链接:</w:t>
-      </w:r>
-      <w:hyperlink r:id="rId26">
-        <w:r>
-          <w:rPr>
-            <w:color w:val="0563C1"/>
-            <w:u w:val="single"/>
-          </w:rPr>
-          <w:t>极米记得 AI 显示眼镜 MemoMind One 10 月 15 日预售开启：从一副好眼镜，到一副真正有用的专业AI 眼镜</w:t>
-        </w:r>
-      </w:hyperlink>
-    </w:p>
-    <w:p>
-      <w:pPr>
-        <w:pStyle w:val="Heading3"/>
-      </w:pPr>
-      <w:r>
-        <w:rPr>
-          <w:rFonts w:ascii="Times New Roman" w:hAnsi="Times New Roman" w:eastAsia="黑体"/>
-          <w:b w:val="0"/>
-          <w:color w:val="888888"/>
-          <w:sz w:val="24"/>
-        </w:rPr>
-        <w:t>【C级·参考】</w:t>
-      </w:r>
-      <w:r>
-        <w:rPr>
-          <w:rFonts w:ascii="Times New Roman" w:hAnsi="Times New Roman" w:eastAsia="黑体"/>
-          <w:b w:val="0"/>
-          <w:color w:val="888888"/>
-          <w:sz w:val="24"/>
-        </w:rPr>
-        <w:t>AI聊天独角兽怎么死的？2000万月活Character.AI巨亏申请破产，28家金主拒收购</w:t>
-      </w:r>
-    </w:p>
-    <w:p>
-      <w:r>
-        <w:rPr>
-          <w:rFonts w:ascii="Times New Roman" w:hAnsi="Times New Roman" w:eastAsia="宋体"/>
-          <w:color w:val="888888"/>
-          <w:sz w:val="18"/>
-        </w:rPr>
-        <w:t>来源:GameLook | 时间:10-15 11:18</w:t>
-      </w:r>
-    </w:p>
-    <w:p>
-      <w:r>
-        <w:rPr>
-          <w:rFonts w:ascii="Times New Roman" w:hAnsi="Times New Roman" w:eastAsia="宋体"/>
-          <w:sz w:val="18"/>
-        </w:rPr>
-        <w:t>链接:</w:t>
-      </w:r>
-      <w:hyperlink r:id="rId27">
-        <w:r>
-          <w:rPr>
-            <w:color w:val="0563C1"/>
-            <w:u w:val="single"/>
-          </w:rPr>
-          <w:t>AI聊天独角兽怎么死的？2000万月活Character.AI巨亏申请破产，28家金主拒收购</w:t>
         </w:r>
       </w:hyperlink>
     </w:p>
@@ -1106,7 +1055,7 @@
         </w:rPr>
         <w:t>链接:</w:t>
       </w:r>
-      <w:hyperlink r:id="rId28">
+      <w:hyperlink r:id="rId27">
         <w:r>
           <w:rPr>
             <w:color w:val="0563C1"/>
@@ -1127,6 +1076,108 @@
         </w:rPr>
         <w:t>游戏/电竞/平台公司</w:t>
       </w:r>
+    </w:p>
+    <w:p>
+      <w:pPr>
+        <w:pStyle w:val="Heading3"/>
+      </w:pPr>
+      <w:r>
+        <w:rPr>
+          <w:rFonts w:ascii="Times New Roman" w:hAnsi="Times New Roman" w:eastAsia="黑体"/>
+          <w:b w:val="0"/>
+          <w:color w:val="888888"/>
+          <w:sz w:val="24"/>
+        </w:rPr>
+        <w:t>【C级·参考】</w:t>
+      </w:r>
+      <w:r>
+        <w:rPr>
+          <w:rFonts w:ascii="Times New Roman" w:hAnsi="Times New Roman" w:eastAsia="黑体"/>
+          <w:b w:val="0"/>
+          <w:color w:val="888888"/>
+          <w:sz w:val="24"/>
+        </w:rPr>
+        <w:t>七彩虹橘宝 R16 游戏本新增 AMD R7 H 255 + 16G + 512G + RTX 5060 配置，9999 元（国补 8499.15 元）</w:t>
+      </w:r>
+    </w:p>
+    <w:p>
+      <w:r>
+        <w:rPr>
+          <w:rFonts w:ascii="Times New Roman" w:hAnsi="Times New Roman" w:eastAsia="宋体"/>
+          <w:color w:val="888888"/>
+          <w:sz w:val="18"/>
+        </w:rPr>
+        <w:t>来源:IT之家 | 时间:10-16 20:48</w:t>
+      </w:r>
+    </w:p>
+    <w:p>
+      <w:r>
+        <w:rPr>
+          <w:rFonts w:ascii="Times New Roman" w:hAnsi="Times New Roman" w:eastAsia="宋体"/>
+          <w:sz w:val="18"/>
+        </w:rPr>
+        <w:t>链接:</w:t>
+      </w:r>
+      <w:hyperlink r:id="rId28">
+        <w:r>
+          <w:rPr>
+            <w:color w:val="0563C1"/>
+            <w:u w:val="single"/>
+          </w:rPr>
+          <w:t>七彩虹橘宝 R16 游戏本新增 AMD R7 H 255 + 16G + 512G + RTX 5060 配置，9999 元（国补 8499.15 元）</w:t>
+        </w:r>
+      </w:hyperlink>
+    </w:p>
+    <w:p>
+      <w:pPr>
+        <w:pStyle w:val="Heading3"/>
+      </w:pPr>
+      <w:r>
+        <w:rPr>
+          <w:rFonts w:ascii="Times New Roman" w:hAnsi="Times New Roman" w:eastAsia="黑体"/>
+          <w:b w:val="0"/>
+          <w:color w:val="888888"/>
+          <w:sz w:val="24"/>
+        </w:rPr>
+        <w:t>【C级·参考】</w:t>
+      </w:r>
+      <w:r>
+        <w:rPr>
+          <w:rFonts w:ascii="Times New Roman" w:hAnsi="Times New Roman" w:eastAsia="黑体"/>
+          <w:b w:val="0"/>
+          <w:color w:val="888888"/>
+          <w:sz w:val="24"/>
+        </w:rPr>
+        <w:t>V 社《Deadlock》Steam 同时在线人数创新高：突破 25 万人、跻身 Valve 游戏历史前三</w:t>
+      </w:r>
+    </w:p>
+    <w:p>
+      <w:r>
+        <w:rPr>
+          <w:rFonts w:ascii="Times New Roman" w:hAnsi="Times New Roman" w:eastAsia="宋体"/>
+          <w:color w:val="888888"/>
+          <w:sz w:val="18"/>
+        </w:rPr>
+        <w:t>来源:IT之家 | 时间:10-16 20:47</w:t>
+      </w:r>
+    </w:p>
+    <w:p>
+      <w:r>
+        <w:rPr>
+          <w:rFonts w:ascii="Times New Roman" w:hAnsi="Times New Roman" w:eastAsia="宋体"/>
+          <w:sz w:val="18"/>
+        </w:rPr>
+        <w:t>链接:</w:t>
+      </w:r>
+      <w:hyperlink r:id="rId29">
+        <w:r>
+          <w:rPr>
+            <w:color w:val="0563C1"/>
+            <w:u w:val="single"/>
+          </w:rPr>
+          <w:t>V 社《Deadlock》Steam 同时在线人数创新高：突破 25 万人、跻身 Valve 游戏历史前三</w:t>
+        </w:r>
+      </w:hyperlink>
     </w:p>
     <w:p>
       <w:pPr>
@@ -1169,7 +1220,7 @@
         </w:rPr>
         <w:t>链接:</w:t>
       </w:r>
-      <w:hyperlink r:id="rId29">
+      <w:hyperlink r:id="rId30">
         <w:r>
           <w:rPr>
             <w:color w:val="0563C1"/>
@@ -1220,7 +1271,7 @@
         </w:rPr>
         <w:t>链接:</w:t>
       </w:r>
-      <w:hyperlink r:id="rId30">
+      <w:hyperlink r:id="rId31">
         <w:r>
           <w:rPr>
             <w:color w:val="0563C1"/>
@@ -1271,7 +1322,7 @@
         </w:rPr>
         <w:t>链接:</w:t>
       </w:r>
-      <w:hyperlink r:id="rId31">
+      <w:hyperlink r:id="rId32">
         <w:r>
           <w:rPr>
             <w:color w:val="0563C1"/>
@@ -1322,7 +1373,7 @@
         </w:rPr>
         <w:t>链接:</w:t>
       </w:r>
-      <w:hyperlink r:id="rId32">
+      <w:hyperlink r:id="rId33">
         <w:r>
           <w:rPr>
             <w:color w:val="0563C1"/>
@@ -1373,7 +1424,7 @@
         </w:rPr>
         <w:t>链接:</w:t>
       </w:r>
-      <w:hyperlink r:id="rId33">
+      <w:hyperlink r:id="rId34">
         <w:r>
           <w:rPr>
             <w:color w:val="0563C1"/>
@@ -1424,7 +1475,7 @@
         </w:rPr>
         <w:t>链接:</w:t>
       </w:r>
-      <w:hyperlink r:id="rId34">
+      <w:hyperlink r:id="rId35">
         <w:r>
           <w:rPr>
             <w:color w:val="0563C1"/>
@@ -1475,7 +1526,7 @@
         </w:rPr>
         <w:t>链接:</w:t>
       </w:r>
-      <w:hyperlink r:id="rId35">
+      <w:hyperlink r:id="rId36">
         <w:r>
           <w:rPr>
             <w:color w:val="0563C1"/>
@@ -1526,64 +1577,13 @@
         </w:rPr>
         <w:t>链接:</w:t>
       </w:r>
-      <w:hyperlink r:id="rId36">
+      <w:hyperlink r:id="rId37">
         <w:r>
           <w:rPr>
             <w:color w:val="0563C1"/>
             <w:u w:val="single"/>
           </w:rPr>
           <w:t>游戏的“长期主义风”，从游戏厂商吹到了手机厂商？</w:t>
-        </w:r>
-      </w:hyperlink>
-    </w:p>
-    <w:p>
-      <w:pPr>
-        <w:pStyle w:val="Heading3"/>
-      </w:pPr>
-      <w:r>
-        <w:rPr>
-          <w:rFonts w:ascii="Times New Roman" w:hAnsi="Times New Roman" w:eastAsia="黑体"/>
-          <w:b w:val="0"/>
-          <w:color w:val="888888"/>
-          <w:sz w:val="24"/>
-        </w:rPr>
-        <w:t>【C级·参考】</w:t>
-      </w:r>
-      <w:r>
-        <w:rPr>
-          <w:rFonts w:ascii="Times New Roman" w:hAnsi="Times New Roman" w:eastAsia="黑体"/>
-          <w:b w:val="0"/>
-          <w:color w:val="888888"/>
-          <w:sz w:val="24"/>
-        </w:rPr>
-        <w:t>开发者吐槽：“游戏刚发售、一大群Steam鉴赏家来要Key”，同行：90%是骗子！</w:t>
-      </w:r>
-    </w:p>
-    <w:p>
-      <w:r>
-        <w:rPr>
-          <w:rFonts w:ascii="Times New Roman" w:hAnsi="Times New Roman" w:eastAsia="宋体"/>
-          <w:color w:val="888888"/>
-          <w:sz w:val="18"/>
-        </w:rPr>
-        <w:t>来源:GameLook | 时间:10-15 11:30</w:t>
-      </w:r>
-    </w:p>
-    <w:p>
-      <w:r>
-        <w:rPr>
-          <w:rFonts w:ascii="Times New Roman" w:hAnsi="Times New Roman" w:eastAsia="宋体"/>
-          <w:sz w:val="18"/>
-        </w:rPr>
-        <w:t>链接:</w:t>
-      </w:r>
-      <w:hyperlink r:id="rId37">
-        <w:r>
-          <w:rPr>
-            <w:color w:val="0563C1"/>
-            <w:u w:val="single"/>
-          </w:rPr>
-          <w:t>开发者吐槽：“游戏刚发售、一大群Steam鉴赏家来要Key”，同行：90%是骗子！</w:t>
         </w:r>
       </w:hyperlink>
     </w:p>
@@ -1676,7 +1676,7 @@
           <w:rFonts w:ascii="Times New Roman" w:hAnsi="Times New Roman" w:eastAsia="宋体"/>
           <w:sz w:val="18"/>
         </w:rPr>
-        <w:t>IT之家(60)、GameLook(14)、HackerNews(3)、Bing新闻(9)</w:t>
+        <w:t>IT之家(60)、GameLook(14)、HackerNews(3)、Bing新闻(11)</w:t>
       </w:r>
     </w:p>
     <w:p>
